--- a/link_eshopworld/Documentation/eShopWorld_Storefront_Components.docx
+++ b/link_eshopworld/Documentation/eShopWorld_Storefront_Components.docx
@@ -103,7 +103,7 @@
                                     <w:sz w:val="20"/>
                                     <w:szCs w:val="20"/>
                                   </w:rPr>
-                                  <w:t>8</w:t>
+                                  <w:t>9</w:t>
                                 </w:r>
                               </w:p>
                               <w:p>
@@ -137,10 +137,9 @@
                                 </w:r>
                                 <w:r>
                                   <w:rPr>
-                                    <w:rStyle w:val="span"/>
                                     <w:sz w:val="20"/>
                                   </w:rPr>
-                                  <w:t xml:space="preserve">September </w:t>
+                                  <w:t xml:space="preserve">October </w:t>
                                 </w:r>
                                 <w:r>
                                   <w:rPr>
@@ -255,7 +254,7 @@
                               <w:sz w:val="20"/>
                               <w:szCs w:val="20"/>
                             </w:rPr>
-                            <w:t>8</w:t>
+                            <w:t>9</w:t>
                           </w:r>
                         </w:p>
                         <w:p>
@@ -289,10 +288,9 @@
                           </w:r>
                           <w:r>
                             <w:rPr>
-                              <w:rStyle w:val="span"/>
                               <w:sz w:val="20"/>
                             </w:rPr>
-                            <w:t xml:space="preserve">September </w:t>
+                            <w:t xml:space="preserve">October </w:t>
                           </w:r>
                           <w:r>
                             <w:rPr>
@@ -3479,9 +3477,18 @@
           <w:rFonts w:ascii="Arial" w:hAnsi="Arial" w:cs="Arial"/>
           <w:sz w:val="28"/>
         </w:rPr>
-        <w:t>Welcome mat in SiteGenesis</w:t>
+        <w:t xml:space="preserve">Welcome mat in </w:t>
+      </w:r>
+      <w:proofErr w:type="spellStart"/>
+      <w:r>
+        <w:rPr>
+          <w:rFonts w:ascii="Arial" w:hAnsi="Arial" w:cs="Arial"/>
+          <w:sz w:val="28"/>
+        </w:rPr>
+        <w:t>SiteGenesis</w:t>
       </w:r>
       <w:bookmarkEnd w:id="4"/>
+      <w:proofErr w:type="spellEnd"/>
     </w:p>
     <w:p>
       <w:pPr>
@@ -3853,8 +3860,19 @@
           <w:sz w:val="20"/>
           <w:szCs w:val="20"/>
         </w:rPr>
-        <w:t>Header widgets in SiteGenesis</w:t>
-      </w:r>
+        <w:t xml:space="preserve">Header widgets in </w:t>
+      </w:r>
+      <w:proofErr w:type="spellStart"/>
+      <w:r>
+        <w:rPr>
+          <w:rStyle w:val="Strong"/>
+          <w:rFonts w:eastAsiaTheme="majorEastAsia" w:cs="Arial"/>
+          <w:sz w:val="20"/>
+          <w:szCs w:val="20"/>
+        </w:rPr>
+        <w:t>SiteGenesis</w:t>
+      </w:r>
+      <w:proofErr w:type="spellEnd"/>
     </w:p>
     <w:p>
       <w:pPr>
@@ -3935,8 +3953,19 @@
           <w:sz w:val="20"/>
           <w:szCs w:val="20"/>
         </w:rPr>
-        <w:t>Header in SiteGenesis</w:t>
-      </w:r>
+        <w:t xml:space="preserve">Header in </w:t>
+      </w:r>
+      <w:proofErr w:type="spellStart"/>
+      <w:r>
+        <w:rPr>
+          <w:rStyle w:val="Emphasis"/>
+          <w:rFonts w:eastAsiaTheme="minorEastAsia" w:cs="Arial"/>
+          <w:sz w:val="20"/>
+          <w:szCs w:val="20"/>
+        </w:rPr>
+        <w:t>SiteGenesis</w:t>
+      </w:r>
+      <w:proofErr w:type="spellEnd"/>
     </w:p>
     <w:p>
       <w:pPr>
@@ -4135,8 +4164,19 @@
           <w:sz w:val="20"/>
           <w:szCs w:val="20"/>
         </w:rPr>
-        <w:t>Footer widgets in SiteGenesis</w:t>
-      </w:r>
+        <w:t xml:space="preserve">Footer widgets in </w:t>
+      </w:r>
+      <w:proofErr w:type="spellStart"/>
+      <w:r>
+        <w:rPr>
+          <w:rStyle w:val="Strong"/>
+          <w:rFonts w:eastAsiaTheme="majorEastAsia" w:cs="Arial"/>
+          <w:sz w:val="20"/>
+          <w:szCs w:val="20"/>
+        </w:rPr>
+        <w:t>SiteGenesis</w:t>
+      </w:r>
+      <w:proofErr w:type="spellEnd"/>
     </w:p>
     <w:p>
       <w:pPr>
@@ -4225,8 +4265,19 @@
           <w:sz w:val="20"/>
           <w:szCs w:val="20"/>
         </w:rPr>
-        <w:t>Footer in SiteGenesis</w:t>
-      </w:r>
+        <w:t xml:space="preserve">Footer in </w:t>
+      </w:r>
+      <w:proofErr w:type="spellStart"/>
+      <w:r>
+        <w:rPr>
+          <w:rStyle w:val="Emphasis"/>
+          <w:rFonts w:eastAsiaTheme="minorEastAsia" w:cs="Arial"/>
+          <w:sz w:val="20"/>
+          <w:szCs w:val="20"/>
+        </w:rPr>
+        <w:t>SiteGenesis</w:t>
+      </w:r>
+      <w:proofErr w:type="spellEnd"/>
     </w:p>
     <w:p>
       <w:pPr>
@@ -5565,13 +5616,23 @@
         </w:rPr>
         <w:t xml:space="preserve"> </w:t>
       </w:r>
+      <w:proofErr w:type="spellStart"/>
       <w:r>
         <w:rPr>
           <w:rFonts w:ascii="Arial" w:hAnsi="Arial" w:cs="Arial"/>
           <w:i/>
           <w:iCs/>
         </w:rPr>
-        <w:t>storefront.com?country=IE</w:t>
+        <w:t>storefront.com?country</w:t>
+      </w:r>
+      <w:proofErr w:type="spellEnd"/>
+      <w:r>
+        <w:rPr>
+          <w:rFonts w:ascii="Arial" w:hAnsi="Arial" w:cs="Arial"/>
+          <w:i/>
+          <w:iCs/>
+        </w:rPr>
+        <w:t>=IE</w:t>
       </w:r>
       <w:r>
         <w:rPr>
@@ -5631,7 +5692,23 @@
           <w:rFonts w:ascii="Arial" w:eastAsia="Times New Roman" w:hAnsi="Arial" w:cs="Arial"/>
           <w:color w:val="1F1F1F"/>
         </w:rPr>
-        <w:t xml:space="preserve">The eswEnableOrderDetail </w:t>
+        <w:t xml:space="preserve">The </w:t>
+      </w:r>
+      <w:proofErr w:type="spellStart"/>
+      <w:r>
+        <w:rPr>
+          <w:rFonts w:ascii="Arial" w:eastAsia="Times New Roman" w:hAnsi="Arial" w:cs="Arial"/>
+          <w:color w:val="1F1F1F"/>
+        </w:rPr>
+        <w:t>eswEnableOrderDetail</w:t>
+      </w:r>
+      <w:proofErr w:type="spellEnd"/>
+      <w:r>
+        <w:rPr>
+          <w:rFonts w:ascii="Arial" w:eastAsia="Times New Roman" w:hAnsi="Arial" w:cs="Arial"/>
+          <w:color w:val="1F1F1F"/>
+        </w:rPr>
+        <w:t xml:space="preserve"> </w:t>
       </w:r>
       <w:r>
         <w:rPr>
@@ -6097,6 +6174,7 @@
         </w:rPr>
         <w:t>Enter </w:t>
       </w:r>
+      <w:proofErr w:type="spellStart"/>
       <w:r>
         <w:rPr>
           <w:rStyle w:val="Strong"/>
@@ -6104,7 +6182,17 @@
           <w:sz w:val="20"/>
           <w:szCs w:val="20"/>
         </w:rPr>
-        <w:t>esw </w:t>
+        <w:t>esw</w:t>
+      </w:r>
+      <w:proofErr w:type="spellEnd"/>
+      <w:r>
+        <w:rPr>
+          <w:rStyle w:val="Strong"/>
+          <w:rFonts w:cs="Arial"/>
+          <w:sz w:val="20"/>
+          <w:szCs w:val="20"/>
+        </w:rPr>
+        <w:t> </w:t>
       </w:r>
       <w:r>
         <w:rPr>
@@ -8102,6 +8190,171 @@
           <w:szCs w:val="20"/>
         </w:rPr>
         <w:t>This value represents the optional parameter name for the country code parameter in the URL</w:t>
+      </w:r>
+    </w:p>
+    <w:p>
+      <w:pPr>
+        <w:pStyle w:val="listitem"/>
+        <w:numPr>
+          <w:ilvl w:val="0"/>
+          <w:numId w:val="10"/>
+        </w:numPr>
+        <w:shd w:val="clear" w:color="auto" w:fill="FFFFFF"/>
+        <w:spacing w:before="0" w:beforeAutospacing="0" w:after="0" w:afterAutospacing="0" w:line="360" w:lineRule="auto"/>
+        <w:textAlignment w:val="top"/>
+        <w:rPr>
+          <w:rFonts w:ascii="Arial" w:hAnsi="Arial" w:cs="Arial"/>
+          <w:color w:val="111111"/>
+          <w:sz w:val="20"/>
+          <w:szCs w:val="20"/>
+        </w:rPr>
+      </w:pPr>
+      <w:r>
+        <w:rPr>
+          <w:rStyle w:val="textnode"/>
+          <w:rFonts w:ascii="Arial" w:hAnsi="Arial" w:cs="Arial"/>
+          <w:b/>
+          <w:bCs/>
+          <w:color w:val="111111"/>
+          <w:sz w:val="20"/>
+          <w:szCs w:val="20"/>
+        </w:rPr>
+        <w:t>ESW Enable Tax Information</w:t>
+      </w:r>
+      <w:r>
+        <w:rPr>
+          <w:rStyle w:val="textnode"/>
+          <w:rFonts w:ascii="Arial" w:hAnsi="Arial" w:cs="Arial"/>
+          <w:color w:val="111111"/>
+          <w:sz w:val="20"/>
+          <w:szCs w:val="20"/>
+        </w:rPr>
+        <w:t>: Tax information will be displayed in order history</w:t>
+      </w:r>
+    </w:p>
+    <w:p>
+      <w:pPr>
+        <w:pStyle w:val="listitem"/>
+        <w:numPr>
+          <w:ilvl w:val="0"/>
+          <w:numId w:val="10"/>
+        </w:numPr>
+        <w:shd w:val="clear" w:color="auto" w:fill="FFFFFF"/>
+        <w:spacing w:before="0" w:beforeAutospacing="0" w:after="0" w:afterAutospacing="0" w:line="360" w:lineRule="auto"/>
+        <w:textAlignment w:val="top"/>
+        <w:rPr>
+          <w:rFonts w:ascii="Arial" w:hAnsi="Arial" w:cs="Arial"/>
+          <w:color w:val="111111"/>
+          <w:sz w:val="20"/>
+          <w:szCs w:val="20"/>
+        </w:rPr>
+      </w:pPr>
+      <w:r>
+        <w:rPr>
+          <w:rStyle w:val="textnode"/>
+          <w:rFonts w:ascii="Arial" w:hAnsi="Arial" w:cs="Arial"/>
+          <w:b/>
+          <w:bCs/>
+          <w:color w:val="111111"/>
+          <w:sz w:val="20"/>
+          <w:szCs w:val="20"/>
+        </w:rPr>
+        <w:t>ESW Enable Multiple Shipment</w:t>
+      </w:r>
+      <w:r>
+        <w:rPr>
+          <w:rStyle w:val="textnode"/>
+          <w:rFonts w:ascii="Arial" w:hAnsi="Arial" w:cs="Arial"/>
+          <w:color w:val="111111"/>
+          <w:sz w:val="20"/>
+          <w:szCs w:val="20"/>
+        </w:rPr>
+        <w:t>: Multiple shipments for the order feature will be enabled when toggle is set to “Yes”.</w:t>
+      </w:r>
+    </w:p>
+    <w:p>
+      <w:pPr>
+        <w:pStyle w:val="ListParagraph"/>
+        <w:numPr>
+          <w:ilvl w:val="0"/>
+          <w:numId w:val="10"/>
+        </w:numPr>
+        <w:shd w:val="clear" w:color="auto" w:fill="FFFFFF"/>
+        <w:spacing w:line="360" w:lineRule="auto"/>
+        <w:rPr>
+          <w:rFonts w:ascii="Arial" w:eastAsia="Times New Roman" w:hAnsi="Arial" w:cs="Arial"/>
+          <w:b/>
+          <w:bCs/>
+          <w:color w:val="000000"/>
+        </w:rPr>
+      </w:pPr>
+      <w:r>
+        <w:rPr>
+          <w:rFonts w:ascii="Arial" w:eastAsia="Times New Roman" w:hAnsi="Arial" w:cs="Arial"/>
+          <w:b/>
+          <w:bCs/>
+          <w:color w:val="000000"/>
+        </w:rPr>
+        <w:t>ESW Order Status Updates</w:t>
+      </w:r>
+      <w:r>
+        <w:rPr>
+          <w:rFonts w:ascii="Arial" w:eastAsia="Times New Roman" w:hAnsi="Arial" w:cs="Arial"/>
+          <w:b/>
+          <w:bCs/>
+          <w:color w:val="000000"/>
+        </w:rPr>
+        <w:t xml:space="preserve">: </w:t>
+      </w:r>
+      <w:r>
+        <w:rPr>
+          <w:rFonts w:ascii="Arial" w:hAnsi="Arial" w:cs="Arial"/>
+        </w:rPr>
+        <w:t xml:space="preserve">This value determines whether the retailer wants to synchronize </w:t>
+      </w:r>
+      <w:r>
+        <w:rPr>
+          <w:rFonts w:ascii="Arial" w:hAnsi="Arial" w:cs="Arial"/>
+        </w:rPr>
+        <w:t>order</w:t>
+      </w:r>
+      <w:r>
+        <w:rPr>
+          <w:rFonts w:ascii="Arial" w:hAnsi="Arial" w:cs="Arial"/>
+        </w:rPr>
+        <w:t xml:space="preserve"> statuses with ESW.</w:t>
+      </w:r>
+    </w:p>
+    <w:p>
+      <w:pPr>
+        <w:pStyle w:val="ListParagraph"/>
+        <w:numPr>
+          <w:ilvl w:val="0"/>
+          <w:numId w:val="10"/>
+        </w:numPr>
+        <w:rPr>
+          <w:rFonts w:ascii="Arial" w:eastAsia="Times New Roman" w:hAnsi="Arial" w:cs="Arial"/>
+          <w:color w:val="000000"/>
+          <w:lang w:val="en-PK" w:eastAsia="en-PK"/>
+        </w:rPr>
+      </w:pPr>
+      <w:r>
+        <w:rPr>
+          <w:rFonts w:ascii="Arial" w:eastAsia="Times New Roman" w:hAnsi="Arial" w:cs="Arial"/>
+          <w:b/>
+          <w:bCs/>
+          <w:color w:val="000000"/>
+          <w:lang w:val="en-PK" w:eastAsia="en-PK"/>
+        </w:rPr>
+        <w:t>ESW SFCC OCAPI Client ID:</w:t>
+      </w:r>
+      <w:r>
+        <w:rPr>
+          <w:rFonts w:ascii="Arial" w:eastAsia="Times New Roman" w:hAnsi="Arial" w:cs="Arial"/>
+          <w:color w:val="000000"/>
+          <w:lang w:val="en-PK" w:eastAsia="en-PK"/>
+        </w:rPr>
+        <w:t xml:space="preserve"> SFCC OCAPI client ID to be used for basket and order related operations in case of embedded checkout</w:t>
       </w:r>
     </w:p>
     <w:sectPr>
@@ -10527,7 +10780,6 @@
   <w:style w:type="character" w:default="1" w:styleId="DefaultParagraphFont">
     <w:name w:val="Default Paragraph Font"/>
     <w:uiPriority w:val="1"/>
-    <w:semiHidden/>
     <w:unhideWhenUsed/>
   </w:style>
   <w:style w:type="table" w:default="1" w:styleId="TableNormal">
@@ -11215,6 +11467,24 @@
       <w:contextualSpacing/>
     </w:pPr>
   </w:style>
+  <w:style w:type="paragraph" w:customStyle="1" w:styleId="listitem">
+    <w:name w:val="list_item"/>
+    <w:basedOn w:val="Normal"/>
+    <w:rsid w:val="00EF0F29"/>
+    <w:pPr>
+      <w:spacing w:before="100" w:beforeAutospacing="1" w:after="100" w:afterAutospacing="1"/>
+    </w:pPr>
+    <w:rPr>
+      <w:rFonts w:ascii="Times New Roman" w:eastAsia="Times New Roman" w:hAnsi="Times New Roman" w:cs="Times New Roman"/>
+      <w:sz w:val="24"/>
+      <w:szCs w:val="24"/>
+    </w:rPr>
+  </w:style>
+  <w:style w:type="character" w:customStyle="1" w:styleId="textnode">
+    <w:name w:val="text_node"/>
+    <w:basedOn w:val="DefaultParagraphFont"/>
+    <w:rsid w:val="00EF0F29"/>
+  </w:style>
 </w:styles>
 </file>
 

--- a/link_eshopworld/Documentation/eShopWorld_Storefront_Components.docx
+++ b/link_eshopworld/Documentation/eShopWorld_Storefront_Components.docx
@@ -89,21 +89,7 @@
                                     <w:sz w:val="20"/>
                                     <w:szCs w:val="20"/>
                                   </w:rPr>
-                                  <w:t>4</w:t>
-                                </w:r>
-                                <w:r>
-                                  <w:rPr>
-                                    <w:sz w:val="20"/>
-                                    <w:szCs w:val="20"/>
-                                  </w:rPr>
-                                  <w:t>.</w:t>
-                                </w:r>
-                                <w:r>
-                                  <w:rPr>
-                                    <w:sz w:val="20"/>
-                                    <w:szCs w:val="20"/>
-                                  </w:rPr>
-                                  <w:t>9</w:t>
+                                  <w:t>5.0.0</w:t>
                                 </w:r>
                               </w:p>
                               <w:p>
@@ -138,15 +124,23 @@
                                 <w:r>
                                   <w:rPr>
                                     <w:sz w:val="20"/>
+                                    <w:szCs w:val="20"/>
                                   </w:rPr>
-                                  <w:t xml:space="preserve">October </w:t>
+                                  <w:t>February</w:t>
                                 </w:r>
                                 <w:r>
                                   <w:rPr>
                                     <w:sz w:val="20"/>
                                     <w:szCs w:val="20"/>
                                   </w:rPr>
-                                  <w:t>2025</w:t>
+                                  <w:t xml:space="preserve"> 202</w:t>
+                                </w:r>
+                                <w:r>
+                                  <w:rPr>
+                                    <w:sz w:val="20"/>
+                                    <w:szCs w:val="20"/>
+                                  </w:rPr>
+                                  <w:t>6</w:t>
                                 </w:r>
                               </w:p>
                               <w:p>
@@ -168,7 +162,7 @@
                                   <w:rPr>
                                     <w:rStyle w:val="span"/>
                                   </w:rPr>
-                                  <w:t>5</w:t>
+                                  <w:t>6</w:t>
                                 </w:r>
                                 <w:r>
                                   <w:rPr>
@@ -240,21 +234,7 @@
                               <w:sz w:val="20"/>
                               <w:szCs w:val="20"/>
                             </w:rPr>
-                            <w:t>4</w:t>
-                          </w:r>
-                          <w:r>
-                            <w:rPr>
-                              <w:sz w:val="20"/>
-                              <w:szCs w:val="20"/>
-                            </w:rPr>
-                            <w:t>.</w:t>
-                          </w:r>
-                          <w:r>
-                            <w:rPr>
-                              <w:sz w:val="20"/>
-                              <w:szCs w:val="20"/>
-                            </w:rPr>
-                            <w:t>9</w:t>
+                            <w:t>5.0.0</w:t>
                           </w:r>
                         </w:p>
                         <w:p>
@@ -289,15 +269,23 @@
                           <w:r>
                             <w:rPr>
                               <w:sz w:val="20"/>
+                              <w:szCs w:val="20"/>
                             </w:rPr>
-                            <w:t xml:space="preserve">October </w:t>
+                            <w:t>February</w:t>
                           </w:r>
                           <w:r>
                             <w:rPr>
                               <w:sz w:val="20"/>
                               <w:szCs w:val="20"/>
                             </w:rPr>
-                            <w:t>2025</w:t>
+                            <w:t xml:space="preserve"> 202</w:t>
+                          </w:r>
+                          <w:r>
+                            <w:rPr>
+                              <w:sz w:val="20"/>
+                              <w:szCs w:val="20"/>
+                            </w:rPr>
+                            <w:t>6</w:t>
                           </w:r>
                         </w:p>
                         <w:p>
@@ -319,7 +307,7 @@
                             <w:rPr>
                               <w:rStyle w:val="span"/>
                             </w:rPr>
-                            <w:t>5</w:t>
+                            <w:t>6</w:t>
                           </w:r>
                           <w:r>
                             <w:rPr>
@@ -3477,18 +3465,9 @@
           <w:rFonts w:ascii="Arial" w:hAnsi="Arial" w:cs="Arial"/>
           <w:sz w:val="28"/>
         </w:rPr>
-        <w:t xml:space="preserve">Welcome mat in </w:t>
-      </w:r>
-      <w:proofErr w:type="spellStart"/>
-      <w:r>
-        <w:rPr>
-          <w:rFonts w:ascii="Arial" w:hAnsi="Arial" w:cs="Arial"/>
-          <w:sz w:val="28"/>
-        </w:rPr>
-        <w:t>SiteGenesis</w:t>
+        <w:t>Welcome mat in SiteGenesis</w:t>
       </w:r>
       <w:bookmarkEnd w:id="4"/>
-      <w:proofErr w:type="spellEnd"/>
     </w:p>
     <w:p>
       <w:pPr>
@@ -3860,19 +3839,8 @@
           <w:sz w:val="20"/>
           <w:szCs w:val="20"/>
         </w:rPr>
-        <w:t xml:space="preserve">Header widgets in </w:t>
-      </w:r>
-      <w:proofErr w:type="spellStart"/>
-      <w:r>
-        <w:rPr>
-          <w:rStyle w:val="Strong"/>
-          <w:rFonts w:eastAsiaTheme="majorEastAsia" w:cs="Arial"/>
-          <w:sz w:val="20"/>
-          <w:szCs w:val="20"/>
-        </w:rPr>
-        <w:t>SiteGenesis</w:t>
-      </w:r>
-      <w:proofErr w:type="spellEnd"/>
+        <w:t>Header widgets in SiteGenesis</w:t>
+      </w:r>
     </w:p>
     <w:p>
       <w:pPr>
@@ -3953,19 +3921,8 @@
           <w:sz w:val="20"/>
           <w:szCs w:val="20"/>
         </w:rPr>
-        <w:t xml:space="preserve">Header in </w:t>
-      </w:r>
-      <w:proofErr w:type="spellStart"/>
-      <w:r>
-        <w:rPr>
-          <w:rStyle w:val="Emphasis"/>
-          <w:rFonts w:eastAsiaTheme="minorEastAsia" w:cs="Arial"/>
-          <w:sz w:val="20"/>
-          <w:szCs w:val="20"/>
-        </w:rPr>
-        <w:t>SiteGenesis</w:t>
-      </w:r>
-      <w:proofErr w:type="spellEnd"/>
+        <w:t>Header in SiteGenesis</w:t>
+      </w:r>
     </w:p>
     <w:p>
       <w:pPr>
@@ -4164,19 +4121,8 @@
           <w:sz w:val="20"/>
           <w:szCs w:val="20"/>
         </w:rPr>
-        <w:t xml:space="preserve">Footer widgets in </w:t>
-      </w:r>
-      <w:proofErr w:type="spellStart"/>
-      <w:r>
-        <w:rPr>
-          <w:rStyle w:val="Strong"/>
-          <w:rFonts w:eastAsiaTheme="majorEastAsia" w:cs="Arial"/>
-          <w:sz w:val="20"/>
-          <w:szCs w:val="20"/>
-        </w:rPr>
-        <w:t>SiteGenesis</w:t>
-      </w:r>
-      <w:proofErr w:type="spellEnd"/>
+        <w:t>Footer widgets in SiteGenesis</w:t>
+      </w:r>
     </w:p>
     <w:p>
       <w:pPr>
@@ -4265,19 +4211,8 @@
           <w:sz w:val="20"/>
           <w:szCs w:val="20"/>
         </w:rPr>
-        <w:t xml:space="preserve">Footer in </w:t>
-      </w:r>
-      <w:proofErr w:type="spellStart"/>
-      <w:r>
-        <w:rPr>
-          <w:rStyle w:val="Emphasis"/>
-          <w:rFonts w:eastAsiaTheme="minorEastAsia" w:cs="Arial"/>
-          <w:sz w:val="20"/>
-          <w:szCs w:val="20"/>
-        </w:rPr>
-        <w:t>SiteGenesis</w:t>
-      </w:r>
-      <w:proofErr w:type="spellEnd"/>
+        <w:t>Footer in SiteGenesis</w:t>
+      </w:r>
     </w:p>
     <w:p>
       <w:pPr>
@@ -5616,23 +5551,13 @@
         </w:rPr>
         <w:t xml:space="preserve"> </w:t>
       </w:r>
-      <w:proofErr w:type="spellStart"/>
       <w:r>
         <w:rPr>
           <w:rFonts w:ascii="Arial" w:hAnsi="Arial" w:cs="Arial"/>
           <w:i/>
           <w:iCs/>
         </w:rPr>
-        <w:t>storefront.com?country</w:t>
-      </w:r>
-      <w:proofErr w:type="spellEnd"/>
-      <w:r>
-        <w:rPr>
-          <w:rFonts w:ascii="Arial" w:hAnsi="Arial" w:cs="Arial"/>
-          <w:i/>
-          <w:iCs/>
-        </w:rPr>
-        <w:t>=IE</w:t>
+        <w:t>storefront.com?country=IE</w:t>
       </w:r>
       <w:r>
         <w:rPr>
@@ -5692,23 +5617,7 @@
           <w:rFonts w:ascii="Arial" w:eastAsia="Times New Roman" w:hAnsi="Arial" w:cs="Arial"/>
           <w:color w:val="1F1F1F"/>
         </w:rPr>
-        <w:t xml:space="preserve">The </w:t>
-      </w:r>
-      <w:proofErr w:type="spellStart"/>
-      <w:r>
-        <w:rPr>
-          <w:rFonts w:ascii="Arial" w:eastAsia="Times New Roman" w:hAnsi="Arial" w:cs="Arial"/>
-          <w:color w:val="1F1F1F"/>
-        </w:rPr>
-        <w:t>eswEnableOrderDetail</w:t>
-      </w:r>
-      <w:proofErr w:type="spellEnd"/>
-      <w:r>
-        <w:rPr>
-          <w:rFonts w:ascii="Arial" w:eastAsia="Times New Roman" w:hAnsi="Arial" w:cs="Arial"/>
-          <w:color w:val="1F1F1F"/>
-        </w:rPr>
-        <w:t xml:space="preserve"> </w:t>
+        <w:t xml:space="preserve">The eswEnableOrderDetail </w:t>
       </w:r>
       <w:r>
         <w:rPr>
@@ -6174,7 +6083,6 @@
         </w:rPr>
         <w:t>Enter </w:t>
       </w:r>
-      <w:proofErr w:type="spellStart"/>
       <w:r>
         <w:rPr>
           <w:rStyle w:val="Strong"/>
@@ -6182,17 +6090,7 @@
           <w:sz w:val="20"/>
           <w:szCs w:val="20"/>
         </w:rPr>
-        <w:t>esw</w:t>
-      </w:r>
-      <w:proofErr w:type="spellEnd"/>
-      <w:r>
-        <w:rPr>
-          <w:rStyle w:val="Strong"/>
-          <w:rFonts w:cs="Arial"/>
-          <w:sz w:val="20"/>
-          <w:szCs w:val="20"/>
-        </w:rPr>
-        <w:t> </w:t>
+        <w:t>esw </w:t>
       </w:r>
       <w:r>
         <w:rPr>
@@ -10780,6 +10678,7 @@
   <w:style w:type="character" w:default="1" w:styleId="DefaultParagraphFont">
     <w:name w:val="Default Paragraph Font"/>
     <w:uiPriority w:val="1"/>
+    <w:semiHidden/>
     <w:unhideWhenUsed/>
   </w:style>
   <w:style w:type="table" w:default="1" w:styleId="TableNormal">

--- a/link_eshopworld/Documentation/eShopWorld_Storefront_Components.docx
+++ b/link_eshopworld/Documentation/eShopWorld_Storefront_Components.docx
@@ -89,21 +89,7 @@
                                     <w:sz w:val="20"/>
                                     <w:szCs w:val="20"/>
                                   </w:rPr>
-                                  <w:t>4</w:t>
-                                </w:r>
-                                <w:r>
-                                  <w:rPr>
-                                    <w:sz w:val="20"/>
-                                    <w:szCs w:val="20"/>
-                                  </w:rPr>
-                                  <w:t>.</w:t>
-                                </w:r>
-                                <w:r>
-                                  <w:rPr>
-                                    <w:sz w:val="20"/>
-                                    <w:szCs w:val="20"/>
-                                  </w:rPr>
-                                  <w:t>7.1</w:t>
+                                  <w:t>5.0.0</w:t>
                                 </w:r>
                               </w:p>
                               <w:p>
@@ -140,21 +126,21 @@
                                     <w:sz w:val="20"/>
                                     <w:szCs w:val="20"/>
                                   </w:rPr>
-                                  <w:t>July</w:t>
+                                  <w:t>February</w:t>
                                 </w:r>
                                 <w:r>
                                   <w:rPr>
                                     <w:sz w:val="20"/>
                                     <w:szCs w:val="20"/>
                                   </w:rPr>
-                                  <w:t xml:space="preserve"> </w:t>
+                                  <w:t xml:space="preserve"> 202</w:t>
                                 </w:r>
                                 <w:r>
                                   <w:rPr>
                                     <w:sz w:val="20"/>
                                     <w:szCs w:val="20"/>
                                   </w:rPr>
-                                  <w:t>2025</w:t>
+                                  <w:t>6</w:t>
                                 </w:r>
                               </w:p>
                               <w:p>
@@ -176,7 +162,7 @@
                                   <w:rPr>
                                     <w:rStyle w:val="span"/>
                                   </w:rPr>
-                                  <w:t>5</w:t>
+                                  <w:t>6</w:t>
                                 </w:r>
                                 <w:r>
                                   <w:rPr>
@@ -248,21 +234,7 @@
                               <w:sz w:val="20"/>
                               <w:szCs w:val="20"/>
                             </w:rPr>
-                            <w:t>4</w:t>
-                          </w:r>
-                          <w:r>
-                            <w:rPr>
-                              <w:sz w:val="20"/>
-                              <w:szCs w:val="20"/>
-                            </w:rPr>
-                            <w:t>.</w:t>
-                          </w:r>
-                          <w:r>
-                            <w:rPr>
-                              <w:sz w:val="20"/>
-                              <w:szCs w:val="20"/>
-                            </w:rPr>
-                            <w:t>7.1</w:t>
+                            <w:t>5.0.0</w:t>
                           </w:r>
                         </w:p>
                         <w:p>
@@ -299,21 +271,21 @@
                               <w:sz w:val="20"/>
                               <w:szCs w:val="20"/>
                             </w:rPr>
-                            <w:t>July</w:t>
+                            <w:t>February</w:t>
                           </w:r>
                           <w:r>
                             <w:rPr>
                               <w:sz w:val="20"/>
                               <w:szCs w:val="20"/>
                             </w:rPr>
-                            <w:t xml:space="preserve"> </w:t>
+                            <w:t xml:space="preserve"> 202</w:t>
                           </w:r>
                           <w:r>
                             <w:rPr>
                               <w:sz w:val="20"/>
                               <w:szCs w:val="20"/>
                             </w:rPr>
-                            <w:t>2025</w:t>
+                            <w:t>6</w:t>
                           </w:r>
                         </w:p>
                         <w:p>
@@ -335,7 +307,7 @@
                             <w:rPr>
                               <w:rStyle w:val="span"/>
                             </w:rPr>
-                            <w:t>5</w:t>
+                            <w:t>6</w:t>
                           </w:r>
                           <w:r>
                             <w:rPr>
@@ -8118,6 +8090,171 @@
         <w:t>This value represents the optional parameter name for the country code parameter in the URL</w:t>
       </w:r>
     </w:p>
+    <w:p>
+      <w:pPr>
+        <w:pStyle w:val="listitem"/>
+        <w:numPr>
+          <w:ilvl w:val="0"/>
+          <w:numId w:val="10"/>
+        </w:numPr>
+        <w:shd w:val="clear" w:color="auto" w:fill="FFFFFF"/>
+        <w:spacing w:before="0" w:beforeAutospacing="0" w:after="0" w:afterAutospacing="0" w:line="360" w:lineRule="auto"/>
+        <w:textAlignment w:val="top"/>
+        <w:rPr>
+          <w:rFonts w:ascii="Arial" w:hAnsi="Arial" w:cs="Arial"/>
+          <w:color w:val="111111"/>
+          <w:sz w:val="20"/>
+          <w:szCs w:val="20"/>
+        </w:rPr>
+      </w:pPr>
+      <w:r>
+        <w:rPr>
+          <w:rStyle w:val="textnode"/>
+          <w:rFonts w:ascii="Arial" w:hAnsi="Arial" w:cs="Arial"/>
+          <w:b/>
+          <w:bCs/>
+          <w:color w:val="111111"/>
+          <w:sz w:val="20"/>
+          <w:szCs w:val="20"/>
+        </w:rPr>
+        <w:t>ESW Enable Tax Information</w:t>
+      </w:r>
+      <w:r>
+        <w:rPr>
+          <w:rStyle w:val="textnode"/>
+          <w:rFonts w:ascii="Arial" w:hAnsi="Arial" w:cs="Arial"/>
+          <w:color w:val="111111"/>
+          <w:sz w:val="20"/>
+          <w:szCs w:val="20"/>
+        </w:rPr>
+        <w:t>: Tax information will be displayed in order history</w:t>
+      </w:r>
+    </w:p>
+    <w:p>
+      <w:pPr>
+        <w:pStyle w:val="listitem"/>
+        <w:numPr>
+          <w:ilvl w:val="0"/>
+          <w:numId w:val="10"/>
+        </w:numPr>
+        <w:shd w:val="clear" w:color="auto" w:fill="FFFFFF"/>
+        <w:spacing w:before="0" w:beforeAutospacing="0" w:after="0" w:afterAutospacing="0" w:line="360" w:lineRule="auto"/>
+        <w:textAlignment w:val="top"/>
+        <w:rPr>
+          <w:rFonts w:ascii="Arial" w:hAnsi="Arial" w:cs="Arial"/>
+          <w:color w:val="111111"/>
+          <w:sz w:val="20"/>
+          <w:szCs w:val="20"/>
+        </w:rPr>
+      </w:pPr>
+      <w:r>
+        <w:rPr>
+          <w:rStyle w:val="textnode"/>
+          <w:rFonts w:ascii="Arial" w:hAnsi="Arial" w:cs="Arial"/>
+          <w:b/>
+          <w:bCs/>
+          <w:color w:val="111111"/>
+          <w:sz w:val="20"/>
+          <w:szCs w:val="20"/>
+        </w:rPr>
+        <w:t>ESW Enable Multiple Shipment</w:t>
+      </w:r>
+      <w:r>
+        <w:rPr>
+          <w:rStyle w:val="textnode"/>
+          <w:rFonts w:ascii="Arial" w:hAnsi="Arial" w:cs="Arial"/>
+          <w:color w:val="111111"/>
+          <w:sz w:val="20"/>
+          <w:szCs w:val="20"/>
+        </w:rPr>
+        <w:t>: Multiple shipments for the order feature will be enabled when toggle is set to “Yes”.</w:t>
+      </w:r>
+    </w:p>
+    <w:p>
+      <w:pPr>
+        <w:pStyle w:val="ListParagraph"/>
+        <w:numPr>
+          <w:ilvl w:val="0"/>
+          <w:numId w:val="10"/>
+        </w:numPr>
+        <w:shd w:val="clear" w:color="auto" w:fill="FFFFFF"/>
+        <w:spacing w:line="360" w:lineRule="auto"/>
+        <w:rPr>
+          <w:rFonts w:ascii="Arial" w:eastAsia="Times New Roman" w:hAnsi="Arial" w:cs="Arial"/>
+          <w:b/>
+          <w:bCs/>
+          <w:color w:val="000000"/>
+        </w:rPr>
+      </w:pPr>
+      <w:r>
+        <w:rPr>
+          <w:rFonts w:ascii="Arial" w:eastAsia="Times New Roman" w:hAnsi="Arial" w:cs="Arial"/>
+          <w:b/>
+          <w:bCs/>
+          <w:color w:val="000000"/>
+        </w:rPr>
+        <w:t>ESW Order Status Updates</w:t>
+      </w:r>
+      <w:r>
+        <w:rPr>
+          <w:rFonts w:ascii="Arial" w:eastAsia="Times New Roman" w:hAnsi="Arial" w:cs="Arial"/>
+          <w:b/>
+          <w:bCs/>
+          <w:color w:val="000000"/>
+        </w:rPr>
+        <w:t xml:space="preserve">: </w:t>
+      </w:r>
+      <w:r>
+        <w:rPr>
+          <w:rFonts w:ascii="Arial" w:hAnsi="Arial" w:cs="Arial"/>
+        </w:rPr>
+        <w:t xml:space="preserve">This value determines whether the retailer wants to synchronize </w:t>
+      </w:r>
+      <w:r>
+        <w:rPr>
+          <w:rFonts w:ascii="Arial" w:hAnsi="Arial" w:cs="Arial"/>
+        </w:rPr>
+        <w:t>order</w:t>
+      </w:r>
+      <w:r>
+        <w:rPr>
+          <w:rFonts w:ascii="Arial" w:hAnsi="Arial" w:cs="Arial"/>
+        </w:rPr>
+        <w:t xml:space="preserve"> statuses with ESW.</w:t>
+      </w:r>
+    </w:p>
+    <w:p>
+      <w:pPr>
+        <w:pStyle w:val="ListParagraph"/>
+        <w:numPr>
+          <w:ilvl w:val="0"/>
+          <w:numId w:val="10"/>
+        </w:numPr>
+        <w:rPr>
+          <w:rFonts w:ascii="Arial" w:eastAsia="Times New Roman" w:hAnsi="Arial" w:cs="Arial"/>
+          <w:color w:val="000000"/>
+          <w:lang w:val="en-PK" w:eastAsia="en-PK"/>
+        </w:rPr>
+      </w:pPr>
+      <w:r>
+        <w:rPr>
+          <w:rFonts w:ascii="Arial" w:eastAsia="Times New Roman" w:hAnsi="Arial" w:cs="Arial"/>
+          <w:b/>
+          <w:bCs/>
+          <w:color w:val="000000"/>
+          <w:lang w:val="en-PK" w:eastAsia="en-PK"/>
+        </w:rPr>
+        <w:t>ESW SFCC OCAPI Client ID:</w:t>
+      </w:r>
+      <w:r>
+        <w:rPr>
+          <w:rFonts w:ascii="Arial" w:eastAsia="Times New Roman" w:hAnsi="Arial" w:cs="Arial"/>
+          <w:color w:val="000000"/>
+          <w:lang w:val="en-PK" w:eastAsia="en-PK"/>
+        </w:rPr>
+        <w:t xml:space="preserve"> SFCC OCAPI client ID to be used for basket and order related operations in case of embedded checkout</w:t>
+      </w:r>
+    </w:p>
     <w:sectPr>
       <w:pgSz w:w="12240" w:h="15840"/>
       <w:pgMar w:top="1440" w:right="1440" w:bottom="1440" w:left="1440" w:header="720" w:footer="720" w:gutter="0"/>
@@ -10541,6 +10678,7 @@
   <w:style w:type="character" w:default="1" w:styleId="DefaultParagraphFont">
     <w:name w:val="Default Paragraph Font"/>
     <w:uiPriority w:val="1"/>
+    <w:semiHidden/>
     <w:unhideWhenUsed/>
   </w:style>
   <w:style w:type="table" w:default="1" w:styleId="TableNormal">
@@ -11228,6 +11366,24 @@
       <w:contextualSpacing/>
     </w:pPr>
   </w:style>
+  <w:style w:type="paragraph" w:customStyle="1" w:styleId="listitem">
+    <w:name w:val="list_item"/>
+    <w:basedOn w:val="Normal"/>
+    <w:rsid w:val="00EF0F29"/>
+    <w:pPr>
+      <w:spacing w:before="100" w:beforeAutospacing="1" w:after="100" w:afterAutospacing="1"/>
+    </w:pPr>
+    <w:rPr>
+      <w:rFonts w:ascii="Times New Roman" w:eastAsia="Times New Roman" w:hAnsi="Times New Roman" w:cs="Times New Roman"/>
+      <w:sz w:val="24"/>
+      <w:szCs w:val="24"/>
+    </w:rPr>
+  </w:style>
+  <w:style w:type="character" w:customStyle="1" w:styleId="textnode">
+    <w:name w:val="text_node"/>
+    <w:basedOn w:val="DefaultParagraphFont"/>
+    <w:rsid w:val="00EF0F29"/>
+  </w:style>
 </w:styles>
 </file>
 

--- a/link_eshopworld/Documentation/eShopWorld_Storefront_Components.docx
+++ b/link_eshopworld/Documentation/eShopWorld_Storefront_Components.docx
@@ -89,7 +89,21 @@
                                     <w:sz w:val="20"/>
                                     <w:szCs w:val="20"/>
                                   </w:rPr>
-                                  <w:t>5.0.0</w:t>
+                                  <w:t>5.</w:t>
+                                </w:r>
+                                <w:r>
+                                  <w:rPr>
+                                    <w:sz w:val="20"/>
+                                    <w:szCs w:val="20"/>
+                                  </w:rPr>
+                                  <w:t>1</w:t>
+                                </w:r>
+                                <w:r>
+                                  <w:rPr>
+                                    <w:sz w:val="20"/>
+                                    <w:szCs w:val="20"/>
+                                  </w:rPr>
+                                  <w:t>.0</w:t>
                                 </w:r>
                               </w:p>
                               <w:p>
@@ -126,7 +140,7 @@
                                     <w:sz w:val="20"/>
                                     <w:szCs w:val="20"/>
                                   </w:rPr>
-                                  <w:t>February</w:t>
+                                  <w:t>May</w:t>
                                 </w:r>
                                 <w:r>
                                   <w:rPr>
@@ -234,7 +248,21 @@
                               <w:sz w:val="20"/>
                               <w:szCs w:val="20"/>
                             </w:rPr>
-                            <w:t>5.0.0</w:t>
+                            <w:t>5.</w:t>
+                          </w:r>
+                          <w:r>
+                            <w:rPr>
+                              <w:sz w:val="20"/>
+                              <w:szCs w:val="20"/>
+                            </w:rPr>
+                            <w:t>1</w:t>
+                          </w:r>
+                          <w:r>
+                            <w:rPr>
+                              <w:sz w:val="20"/>
+                              <w:szCs w:val="20"/>
+                            </w:rPr>
+                            <w:t>.0</w:t>
                           </w:r>
                         </w:p>
                         <w:p>
@@ -271,7 +299,7 @@
                               <w:sz w:val="20"/>
                               <w:szCs w:val="20"/>
                             </w:rPr>
-                            <w:t>February</w:t>
+                            <w:t>May</w:t>
                           </w:r>
                           <w:r>
                             <w:rPr>

--- a/link_eshopworld/Documentation/eShopWorld_Storefront_Components.docx
+++ b/link_eshopworld/Documentation/eShopWorld_Storefront_Components.docx
@@ -103,7 +103,14 @@
                                     <w:sz w:val="20"/>
                                     <w:szCs w:val="20"/>
                                   </w:rPr>
-                                  <w:t>.0</w:t>
+                                  <w:t>.</w:t>
+                                </w:r>
+                                <w:r>
+                                  <w:rPr>
+                                    <w:sz w:val="20"/>
+                                    <w:szCs w:val="20"/>
+                                  </w:rPr>
+                                  <w:t>1</w:t>
                                 </w:r>
                               </w:p>
                               <w:p>
@@ -140,14 +147,21 @@
                                     <w:sz w:val="20"/>
                                     <w:szCs w:val="20"/>
                                   </w:rPr>
-                                  <w:t>May</w:t>
+                                  <w:t>June</w:t>
                                 </w:r>
                                 <w:r>
                                   <w:rPr>
                                     <w:sz w:val="20"/>
                                     <w:szCs w:val="20"/>
                                   </w:rPr>
-                                  <w:t xml:space="preserve"> 202</w:t>
+                                  <w:t xml:space="preserve"> </w:t>
+                                </w:r>
+                                <w:r>
+                                  <w:rPr>
+                                    <w:sz w:val="20"/>
+                                    <w:szCs w:val="20"/>
+                                  </w:rPr>
+                                  <w:t>202</w:t>
                                 </w:r>
                                 <w:r>
                                   <w:rPr>
@@ -262,7 +276,14 @@
                               <w:sz w:val="20"/>
                               <w:szCs w:val="20"/>
                             </w:rPr>
-                            <w:t>.0</w:t>
+                            <w:t>.</w:t>
+                          </w:r>
+                          <w:r>
+                            <w:rPr>
+                              <w:sz w:val="20"/>
+                              <w:szCs w:val="20"/>
+                            </w:rPr>
+                            <w:t>1</w:t>
                           </w:r>
                         </w:p>
                         <w:p>
@@ -299,14 +320,21 @@
                               <w:sz w:val="20"/>
                               <w:szCs w:val="20"/>
                             </w:rPr>
-                            <w:t>May</w:t>
+                            <w:t>June</w:t>
                           </w:r>
                           <w:r>
                             <w:rPr>
                               <w:sz w:val="20"/>
                               <w:szCs w:val="20"/>
                             </w:rPr>
-                            <w:t xml:space="preserve"> 202</w:t>
+                            <w:t xml:space="preserve"> </w:t>
+                          </w:r>
+                          <w:r>
+                            <w:rPr>
+                              <w:sz w:val="20"/>
+                              <w:szCs w:val="20"/>
+                            </w:rPr>
+                            <w:t>202</w:t>
                           </w:r>
                           <w:r>
                             <w:rPr>
@@ -10706,7 +10734,6 @@
   <w:style w:type="character" w:default="1" w:styleId="DefaultParagraphFont">
     <w:name w:val="Default Paragraph Font"/>
     <w:uiPriority w:val="1"/>
-    <w:semiHidden/>
     <w:unhideWhenUsed/>
   </w:style>
   <w:style w:type="table" w:default="1" w:styleId="TableNormal">

--- a/link_eshopworld/Documentation/eShopWorld_Storefront_Components.docx
+++ b/link_eshopworld/Documentation/eShopWorld_Storefront_Components.docx
@@ -89,7 +89,28 @@
                                     <w:sz w:val="20"/>
                                     <w:szCs w:val="20"/>
                                   </w:rPr>
-                                  <w:t>5.0.0</w:t>
+                                  <w:t>5.</w:t>
+                                </w:r>
+                                <w:r>
+                                  <w:rPr>
+                                    <w:sz w:val="20"/>
+                                    <w:szCs w:val="20"/>
+                                  </w:rPr>
+                                  <w:t>1</w:t>
+                                </w:r>
+                                <w:r>
+                                  <w:rPr>
+                                    <w:sz w:val="20"/>
+                                    <w:szCs w:val="20"/>
+                                  </w:rPr>
+                                  <w:t>.</w:t>
+                                </w:r>
+                                <w:r>
+                                  <w:rPr>
+                                    <w:sz w:val="20"/>
+                                    <w:szCs w:val="20"/>
+                                  </w:rPr>
+                                  <w:t>1</w:t>
                                 </w:r>
                               </w:p>
                               <w:p>
@@ -126,14 +147,21 @@
                                     <w:sz w:val="20"/>
                                     <w:szCs w:val="20"/>
                                   </w:rPr>
-                                  <w:t>February</w:t>
+                                  <w:t>June</w:t>
                                 </w:r>
                                 <w:r>
                                   <w:rPr>
                                     <w:sz w:val="20"/>
                                     <w:szCs w:val="20"/>
                                   </w:rPr>
-                                  <w:t xml:space="preserve"> 202</w:t>
+                                  <w:t xml:space="preserve"> </w:t>
+                                </w:r>
+                                <w:r>
+                                  <w:rPr>
+                                    <w:sz w:val="20"/>
+                                    <w:szCs w:val="20"/>
+                                  </w:rPr>
+                                  <w:t>202</w:t>
                                 </w:r>
                                 <w:r>
                                   <w:rPr>
@@ -234,7 +262,28 @@
                               <w:sz w:val="20"/>
                               <w:szCs w:val="20"/>
                             </w:rPr>
-                            <w:t>5.0.0</w:t>
+                            <w:t>5.</w:t>
+                          </w:r>
+                          <w:r>
+                            <w:rPr>
+                              <w:sz w:val="20"/>
+                              <w:szCs w:val="20"/>
+                            </w:rPr>
+                            <w:t>1</w:t>
+                          </w:r>
+                          <w:r>
+                            <w:rPr>
+                              <w:sz w:val="20"/>
+                              <w:szCs w:val="20"/>
+                            </w:rPr>
+                            <w:t>.</w:t>
+                          </w:r>
+                          <w:r>
+                            <w:rPr>
+                              <w:sz w:val="20"/>
+                              <w:szCs w:val="20"/>
+                            </w:rPr>
+                            <w:t>1</w:t>
                           </w:r>
                         </w:p>
                         <w:p>
@@ -271,14 +320,21 @@
                               <w:sz w:val="20"/>
                               <w:szCs w:val="20"/>
                             </w:rPr>
-                            <w:t>February</w:t>
+                            <w:t>June</w:t>
                           </w:r>
                           <w:r>
                             <w:rPr>
                               <w:sz w:val="20"/>
                               <w:szCs w:val="20"/>
                             </w:rPr>
-                            <w:t xml:space="preserve"> 202</w:t>
+                            <w:t xml:space="preserve"> </w:t>
+                          </w:r>
+                          <w:r>
+                            <w:rPr>
+                              <w:sz w:val="20"/>
+                              <w:szCs w:val="20"/>
+                            </w:rPr>
+                            <w:t>202</w:t>
                           </w:r>
                           <w:r>
                             <w:rPr>
@@ -10678,7 +10734,6 @@
   <w:style w:type="character" w:default="1" w:styleId="DefaultParagraphFont">
     <w:name w:val="Default Paragraph Font"/>
     <w:uiPriority w:val="1"/>
-    <w:semiHidden/>
     <w:unhideWhenUsed/>
   </w:style>
   <w:style w:type="table" w:default="1" w:styleId="TableNormal">
